--- a/business/marketing/ETABLIX-ge-vernova-supplier-invitation.docx
+++ b/business/marketing/ETABLIX-ge-vernova-supplier-invitation.docx
@@ -772,6 +772,1031 @@
           <w:szCs w:val="20"/>
         </w:rPr>
         <w:t xml:space="preserve">.</w:t>
+      </w:r>
+    </w:p>
+    <w:p>
+      <w:pPr>
+        <w:pStyle w:val="Heading2"/>
+        <w:keepNext/>
+        <w:spacing w:after="110" w:before="260"/>
+      </w:pPr>
+      <w:r>
+        <w:rPr>
+          <w:rFonts w:ascii="Arial" w:cs="Arial" w:eastAsia="Arial" w:hAnsi="Arial"/>
+          <w:b/>
+          <w:bCs/>
+          <w:color w:val="9C7A3C"/>
+          <w:sz w:val="21"/>
+          <w:szCs w:val="21"/>
+        </w:rPr>
+        <w:t xml:space="preserve">Section 5, Certifications — the answers, and why six of them are not what they look like</w:t>
+      </w:r>
+    </w:p>
+    <w:tbl>
+      <w:tblPr>
+        <w:tblW w:type="dxa" w:w="8300"/>
+        <w:tblBorders>
+          <w:top w:val="single" w:color="auto" w:sz="4"/>
+          <w:left w:val="single" w:color="auto" w:sz="4"/>
+          <w:bottom w:val="single" w:color="auto" w:sz="4"/>
+          <w:right w:val="single" w:color="auto" w:sz="4"/>
+          <w:insideH w:val="single" w:color="auto" w:sz="4"/>
+          <w:insideV w:val="single" w:color="auto" w:sz="4"/>
+        </w:tblBorders>
+      </w:tblPr>
+      <w:tblGrid>
+        <w:gridCol w:w="2002"/>
+        <w:gridCol w:w="922"/>
+        <w:gridCol w:w="5376"/>
+      </w:tblGrid>
+      <w:tr>
+        <w:trPr>
+          <w:tblHeader/>
+        </w:trPr>
+        <w:tc>
+          <w:tcPr>
+            <w:tcW w:type="dxa" w:w="2002"/>
+            <w:shd w:fill="14181D" w:color="auto" w:val="clear"/>
+            <w:tcMar>
+              <w:top w:type="dxa" w:w="70"/>
+              <w:left w:type="dxa" w:w="110"/>
+              <w:bottom w:type="dxa" w:w="70"/>
+              <w:right w:type="dxa" w:w="110"/>
+            </w:tcMar>
+          </w:tcPr>
+          <w:p>
+            <w:pPr>
+              <w:spacing w:after="0" w:before="0" w:line="250"/>
+            </w:pPr>
+            <w:r>
+              <w:rPr>
+                <w:rFonts w:ascii="Arial" w:cs="Arial" w:eastAsia="Arial" w:hAnsi="Arial"/>
+                <w:b/>
+                <w:bCs/>
+                <w:color w:val="FFFFFF"/>
+                <w:sz w:val="15"/>
+                <w:szCs w:val="15"/>
+              </w:rPr>
+              <w:t xml:space="preserve">Question</w:t>
+            </w:r>
+          </w:p>
+        </w:tc>
+        <w:tc>
+          <w:tcPr>
+            <w:tcW w:type="dxa" w:w="922"/>
+            <w:shd w:fill="14181D" w:color="auto" w:val="clear"/>
+            <w:tcMar>
+              <w:top w:type="dxa" w:w="70"/>
+              <w:left w:type="dxa" w:w="110"/>
+              <w:bottom w:type="dxa" w:w="70"/>
+              <w:right w:type="dxa" w:w="110"/>
+            </w:tcMar>
+          </w:tcPr>
+          <w:p>
+            <w:pPr>
+              <w:spacing w:after="0" w:before="0" w:line="250"/>
+            </w:pPr>
+            <w:r>
+              <w:rPr>
+                <w:rFonts w:ascii="Arial" w:cs="Arial" w:eastAsia="Arial" w:hAnsi="Arial"/>
+                <w:b/>
+                <w:bCs/>
+                <w:color w:val="FFFFFF"/>
+                <w:sz w:val="15"/>
+                <w:szCs w:val="15"/>
+              </w:rPr>
+              <w:t xml:space="preserve">Answer</w:t>
+            </w:r>
+          </w:p>
+        </w:tc>
+        <w:tc>
+          <w:tcPr>
+            <w:tcW w:type="dxa" w:w="5376"/>
+            <w:shd w:fill="14181D" w:color="auto" w:val="clear"/>
+            <w:tcMar>
+              <w:top w:type="dxa" w:w="70"/>
+              <w:left w:type="dxa" w:w="110"/>
+              <w:bottom w:type="dxa" w:w="70"/>
+              <w:right w:type="dxa" w:w="110"/>
+            </w:tcMar>
+          </w:tcPr>
+          <w:p>
+            <w:pPr>
+              <w:spacing w:after="0" w:before="0" w:line="250"/>
+            </w:pPr>
+            <w:r>
+              <w:rPr>
+                <w:rFonts w:ascii="Arial" w:cs="Arial" w:eastAsia="Arial" w:hAnsi="Arial"/>
+                <w:b/>
+                <w:bCs/>
+                <w:color w:val="FFFFFF"/>
+                <w:sz w:val="15"/>
+                <w:szCs w:val="15"/>
+              </w:rPr>
+              <w:t xml:space="preserve">Why</w:t>
+            </w:r>
+          </w:p>
+        </w:tc>
+      </w:tr>
+      <w:tr>
+        <w:tc>
+          <w:tcPr>
+            <w:tcW w:type="dxa" w:w="2002"/>
+            <w:tcMar>
+              <w:top w:type="dxa" w:w="70"/>
+              <w:left w:type="dxa" w:w="110"/>
+              <w:bottom w:type="dxa" w:w="70"/>
+              <w:right w:type="dxa" w:w="110"/>
+            </w:tcMar>
+          </w:tcPr>
+          <w:p>
+            <w:pPr>
+              <w:spacing w:after="0" w:before="0" w:line="250"/>
+            </w:pPr>
+            <w:r>
+              <w:rPr>
+                <w:rFonts w:ascii="Arial" w:cs="Arial" w:eastAsia="Arial" w:hAnsi="Arial"/>
+                <w:color w:val="14181D"/>
+                <w:sz w:val="16"/>
+                <w:szCs w:val="16"/>
+              </w:rPr>
+              <w:t xml:space="preserve">Government supply chain security programme (CTPAT / PIP / AEO)</w:t>
+            </w:r>
+          </w:p>
+        </w:tc>
+        <w:tc>
+          <w:tcPr>
+            <w:tcW w:type="dxa" w:w="922"/>
+            <w:tcMar>
+              <w:top w:type="dxa" w:w="70"/>
+              <w:left w:type="dxa" w:w="110"/>
+              <w:bottom w:type="dxa" w:w="70"/>
+              <w:right w:type="dxa" w:w="110"/>
+            </w:tcMar>
+          </w:tcPr>
+          <w:p>
+            <w:pPr>
+              <w:spacing w:after="0" w:before="0" w:line="250"/>
+            </w:pPr>
+            <w:r>
+              <w:rPr>
+                <w:rFonts w:ascii="Arial" w:cs="Arial" w:eastAsia="Arial" w:hAnsi="Arial"/>
+                <w:color w:val="14181D"/>
+                <w:sz w:val="16"/>
+                <w:szCs w:val="16"/>
+              </w:rPr>
+              <w:t xml:space="preserve">No</w:t>
+            </w:r>
+          </w:p>
+        </w:tc>
+        <w:tc>
+          <w:tcPr>
+            <w:tcW w:type="dxa" w:w="5376"/>
+            <w:tcMar>
+              <w:top w:type="dxa" w:w="70"/>
+              <w:left w:type="dxa" w:w="110"/>
+              <w:bottom w:type="dxa" w:w="70"/>
+              <w:right w:type="dxa" w:w="110"/>
+            </w:tcMar>
+          </w:tcPr>
+          <w:p>
+            <w:pPr>
+              <w:spacing w:after="0" w:before="0" w:line="250"/>
+            </w:pPr>
+            <w:r>
+              <w:rPr>
+                <w:rFonts w:ascii="Arial" w:cs="Arial" w:eastAsia="Arial" w:hAnsi="Arial"/>
+                <w:color w:val="14181D"/>
+                <w:sz w:val="16"/>
+                <w:szCs w:val="16"/>
+              </w:rPr>
+              <w:t xml:space="preserve">Customs and import-security schemes for businesses moving goods across borders. ETABLIX supplies services and ships nothing.</w:t>
+            </w:r>
+          </w:p>
+        </w:tc>
+      </w:tr>
+      <w:tr>
+        <w:tc>
+          <w:tcPr>
+            <w:tcW w:type="dxa" w:w="2002"/>
+            <w:shd w:fill="F2EFE7" w:color="auto" w:val="clear"/>
+            <w:tcMar>
+              <w:top w:type="dxa" w:w="70"/>
+              <w:left w:type="dxa" w:w="110"/>
+              <w:bottom w:type="dxa" w:w="70"/>
+              <w:right w:type="dxa" w:w="110"/>
+            </w:tcMar>
+          </w:tcPr>
+          <w:p>
+            <w:pPr>
+              <w:spacing w:after="0" w:before="0" w:line="250"/>
+            </w:pPr>
+            <w:r>
+              <w:rPr>
+                <w:rFonts w:ascii="Arial" w:cs="Arial" w:eastAsia="Arial" w:hAnsi="Arial"/>
+                <w:color w:val="14181D"/>
+                <w:sz w:val="16"/>
+                <w:szCs w:val="16"/>
+              </w:rPr>
+              <w:t xml:space="preserve">ISO certifications</w:t>
+            </w:r>
+          </w:p>
+        </w:tc>
+        <w:tc>
+          <w:tcPr>
+            <w:tcW w:type="dxa" w:w="922"/>
+            <w:shd w:fill="F2EFE7" w:color="auto" w:val="clear"/>
+            <w:tcMar>
+              <w:top w:type="dxa" w:w="70"/>
+              <w:left w:type="dxa" w:w="110"/>
+              <w:bottom w:type="dxa" w:w="70"/>
+              <w:right w:type="dxa" w:w="110"/>
+            </w:tcMar>
+          </w:tcPr>
+          <w:p>
+            <w:pPr>
+              <w:spacing w:after="0" w:before="0" w:line="250"/>
+            </w:pPr>
+            <w:r>
+              <w:rPr>
+                <w:rFonts w:ascii="Arial" w:cs="Arial" w:eastAsia="Arial" w:hAnsi="Arial"/>
+                <w:color w:val="14181D"/>
+                <w:sz w:val="16"/>
+                <w:szCs w:val="16"/>
+              </w:rPr>
+              <w:t xml:space="preserve">No</w:t>
+            </w:r>
+          </w:p>
+        </w:tc>
+        <w:tc>
+          <w:tcPr>
+            <w:tcW w:type="dxa" w:w="5376"/>
+            <w:shd w:fill="F2EFE7" w:color="auto" w:val="clear"/>
+            <w:tcMar>
+              <w:top w:type="dxa" w:w="70"/>
+              <w:left w:type="dxa" w:w="110"/>
+              <w:bottom w:type="dxa" w:w="70"/>
+              <w:right w:type="dxa" w:w="110"/>
+            </w:tcMar>
+          </w:tcPr>
+          <w:p>
+            <w:pPr>
+              <w:spacing w:after="0" w:before="0" w:line="250"/>
+            </w:pPr>
+            <w:r>
+              <w:rPr>
+                <w:rFonts w:ascii="Arial" w:cs="Arial" w:eastAsia="Arial" w:hAnsi="Arial"/>
+                <w:color w:val="14181D"/>
+                <w:sz w:val="16"/>
+                <w:szCs w:val="16"/>
+              </w:rPr>
+              <w:t xml:space="preserve">None held.</w:t>
+            </w:r>
+          </w:p>
+        </w:tc>
+      </w:tr>
+      <w:tr>
+        <w:tc>
+          <w:tcPr>
+            <w:tcW w:type="dxa" w:w="2002"/>
+            <w:tcMar>
+              <w:top w:type="dxa" w:w="70"/>
+              <w:left w:type="dxa" w:w="110"/>
+              <w:bottom w:type="dxa" w:w="70"/>
+              <w:right w:type="dxa" w:w="110"/>
+            </w:tcMar>
+          </w:tcPr>
+          <w:p>
+            <w:pPr>
+              <w:spacing w:after="0" w:before="0" w:line="250"/>
+            </w:pPr>
+            <w:r>
+              <w:rPr>
+                <w:rFonts w:ascii="Arial" w:cs="Arial" w:eastAsia="Arial" w:hAnsi="Arial"/>
+                <w:color w:val="14181D"/>
+                <w:sz w:val="16"/>
+                <w:szCs w:val="16"/>
+              </w:rPr>
+              <w:t xml:space="preserve">QMS certifications</w:t>
+            </w:r>
+          </w:p>
+        </w:tc>
+        <w:tc>
+          <w:tcPr>
+            <w:tcW w:type="dxa" w:w="922"/>
+            <w:tcMar>
+              <w:top w:type="dxa" w:w="70"/>
+              <w:left w:type="dxa" w:w="110"/>
+              <w:bottom w:type="dxa" w:w="70"/>
+              <w:right w:type="dxa" w:w="110"/>
+            </w:tcMar>
+          </w:tcPr>
+          <w:p>
+            <w:pPr>
+              <w:spacing w:after="0" w:before="0" w:line="250"/>
+            </w:pPr>
+            <w:r>
+              <w:rPr>
+                <w:rFonts w:ascii="Arial" w:cs="Arial" w:eastAsia="Arial" w:hAnsi="Arial"/>
+                <w:color w:val="14181D"/>
+                <w:sz w:val="16"/>
+                <w:szCs w:val="16"/>
+              </w:rPr>
+              <w:t xml:space="preserve">No</w:t>
+            </w:r>
+          </w:p>
+        </w:tc>
+        <w:tc>
+          <w:tcPr>
+            <w:tcW w:type="dxa" w:w="5376"/>
+            <w:tcMar>
+              <w:top w:type="dxa" w:w="70"/>
+              <w:left w:type="dxa" w:w="110"/>
+              <w:bottom w:type="dxa" w:w="70"/>
+              <w:right w:type="dxa" w:w="110"/>
+            </w:tcMar>
+          </w:tcPr>
+          <w:p>
+            <w:pPr>
+              <w:spacing w:after="0" w:before="0" w:line="250"/>
+            </w:pPr>
+            <w:r>
+              <w:rPr>
+                <w:rFonts w:ascii="Arial" w:cs="Arial" w:eastAsia="Arial" w:hAnsi="Arial"/>
+                <w:color w:val="14181D"/>
+                <w:sz w:val="16"/>
+                <w:szCs w:val="16"/>
+              </w:rPr>
+              <w:t xml:space="preserve">A certified quality management system is not held. Documented quality management arrangements exist and are signed, but documented is not certified and the two must never be conflated.</w:t>
+            </w:r>
+          </w:p>
+        </w:tc>
+      </w:tr>
+      <w:tr>
+        <w:tc>
+          <w:tcPr>
+            <w:tcW w:type="dxa" w:w="2002"/>
+            <w:shd w:fill="F2EFE7" w:color="auto" w:val="clear"/>
+            <w:tcMar>
+              <w:top w:type="dxa" w:w="70"/>
+              <w:left w:type="dxa" w:w="110"/>
+              <w:bottom w:type="dxa" w:w="70"/>
+              <w:right w:type="dxa" w:w="110"/>
+            </w:tcMar>
+          </w:tcPr>
+          <w:p>
+            <w:pPr>
+              <w:spacing w:after="0" w:before="0" w:line="250"/>
+            </w:pPr>
+            <w:r>
+              <w:rPr>
+                <w:rFonts w:ascii="Arial" w:cs="Arial" w:eastAsia="Arial" w:hAnsi="Arial"/>
+                <w:color w:val="14181D"/>
+                <w:sz w:val="16"/>
+                <w:szCs w:val="16"/>
+              </w:rPr>
+              <w:t xml:space="preserve">SQRM — Supplier Quality Requirement Manual</w:t>
+            </w:r>
+          </w:p>
+        </w:tc>
+        <w:tc>
+          <w:tcPr>
+            <w:tcW w:type="dxa" w:w="922"/>
+            <w:shd w:fill="F2EFE7" w:color="auto" w:val="clear"/>
+            <w:tcMar>
+              <w:top w:type="dxa" w:w="70"/>
+              <w:left w:type="dxa" w:w="110"/>
+              <w:bottom w:type="dxa" w:w="70"/>
+              <w:right w:type="dxa" w:w="110"/>
+            </w:tcMar>
+          </w:tcPr>
+          <w:p>
+            <w:pPr>
+              <w:spacing w:after="0" w:before="0" w:line="250"/>
+            </w:pPr>
+            <w:r>
+              <w:rPr>
+                <w:rFonts w:ascii="Arial" w:cs="Arial" w:eastAsia="Arial" w:hAnsi="Arial"/>
+                <w:color w:val="14181D"/>
+                <w:sz w:val="16"/>
+                <w:szCs w:val="16"/>
+              </w:rPr>
+              <w:t xml:space="preserve">No, not yet</w:t>
+            </w:r>
+          </w:p>
+        </w:tc>
+        <w:tc>
+          <w:tcPr>
+            <w:tcW w:type="dxa" w:w="5376"/>
+            <w:shd w:fill="F2EFE7" w:color="auto" w:val="clear"/>
+            <w:tcMar>
+              <w:top w:type="dxa" w:w="70"/>
+              <w:left w:type="dxa" w:w="110"/>
+              <w:bottom w:type="dxa" w:w="70"/>
+              <w:right w:type="dxa" w:w="110"/>
+            </w:tcMar>
+          </w:tcPr>
+          <w:p>
+            <w:pPr>
+              <w:spacing w:after="0" w:before="0" w:line="250"/>
+            </w:pPr>
+            <w:r>
+              <w:rPr>
+                <w:rFonts w:ascii="Arial" w:cs="Arial" w:eastAsia="Arial" w:hAnsi="Arial"/>
+                <w:color w:val="14181D"/>
+                <w:sz w:val="16"/>
+                <w:szCs w:val="16"/>
+              </w:rPr>
+              <w:t xml:space="preserve">GE Vernova's own document, issued to the supplier to accept.</w:t>
+            </w:r>
+          </w:p>
+        </w:tc>
+      </w:tr>
+      <w:tr>
+        <w:tc>
+          <w:tcPr>
+            <w:tcW w:type="dxa" w:w="2002"/>
+            <w:tcMar>
+              <w:top w:type="dxa" w:w="70"/>
+              <w:left w:type="dxa" w:w="110"/>
+              <w:bottom w:type="dxa" w:w="70"/>
+              <w:right w:type="dxa" w:w="110"/>
+            </w:tcMar>
+          </w:tcPr>
+          <w:p>
+            <w:pPr>
+              <w:spacing w:after="0" w:before="0" w:line="250"/>
+            </w:pPr>
+            <w:r>
+              <w:rPr>
+                <w:rFonts w:ascii="Arial" w:cs="Arial" w:eastAsia="Arial" w:hAnsi="Arial"/>
+                <w:color w:val="14181D"/>
+                <w:sz w:val="16"/>
+                <w:szCs w:val="16"/>
+              </w:rPr>
+              <w:t xml:space="preserve">GT&amp;C — GE Vernova Terms &amp; Conditions</w:t>
+            </w:r>
+          </w:p>
+        </w:tc>
+        <w:tc>
+          <w:tcPr>
+            <w:tcW w:type="dxa" w:w="922"/>
+            <w:tcMar>
+              <w:top w:type="dxa" w:w="70"/>
+              <w:left w:type="dxa" w:w="110"/>
+              <w:bottom w:type="dxa" w:w="70"/>
+              <w:right w:type="dxa" w:w="110"/>
+            </w:tcMar>
+          </w:tcPr>
+          <w:p>
+            <w:pPr>
+              <w:spacing w:after="0" w:before="0" w:line="250"/>
+            </w:pPr>
+            <w:r>
+              <w:rPr>
+                <w:rFonts w:ascii="Arial" w:cs="Arial" w:eastAsia="Arial" w:hAnsi="Arial"/>
+                <w:color w:val="14181D"/>
+                <w:sz w:val="16"/>
+                <w:szCs w:val="16"/>
+              </w:rPr>
+              <w:t xml:space="preserve">No, not yet</w:t>
+            </w:r>
+          </w:p>
+        </w:tc>
+        <w:tc>
+          <w:tcPr>
+            <w:tcW w:type="dxa" w:w="5376"/>
+            <w:tcMar>
+              <w:top w:type="dxa" w:w="70"/>
+              <w:left w:type="dxa" w:w="110"/>
+              <w:bottom w:type="dxa" w:w="70"/>
+              <w:right w:type="dxa" w:w="110"/>
+            </w:tcMar>
+          </w:tcPr>
+          <w:p>
+            <w:pPr>
+              <w:spacing w:after="0" w:before="0" w:line="250"/>
+            </w:pPr>
+            <w:r>
+              <w:rPr>
+                <w:rFonts w:ascii="Arial" w:cs="Arial" w:eastAsia="Arial" w:hAnsi="Arial"/>
+                <w:color w:val="14181D"/>
+                <w:sz w:val="16"/>
+                <w:szCs w:val="16"/>
+              </w:rPr>
+              <w:t xml:space="preserve">GE Vernova's own terms, issued to the supplier to accept.</w:t>
+            </w:r>
+          </w:p>
+        </w:tc>
+      </w:tr>
+      <w:tr>
+        <w:tc>
+          <w:tcPr>
+            <w:tcW w:type="dxa" w:w="2002"/>
+            <w:shd w:fill="F2EFE7" w:color="auto" w:val="clear"/>
+            <w:tcMar>
+              <w:top w:type="dxa" w:w="70"/>
+              <w:left w:type="dxa" w:w="110"/>
+              <w:bottom w:type="dxa" w:w="70"/>
+              <w:right w:type="dxa" w:w="110"/>
+            </w:tcMar>
+          </w:tcPr>
+          <w:p>
+            <w:pPr>
+              <w:spacing w:after="0" w:before="0" w:line="250"/>
+            </w:pPr>
+            <w:r>
+              <w:rPr>
+                <w:rFonts w:ascii="Arial" w:cs="Arial" w:eastAsia="Arial" w:hAnsi="Arial"/>
+                <w:color w:val="14181D"/>
+                <w:sz w:val="16"/>
+                <w:szCs w:val="16"/>
+              </w:rPr>
+              <w:t xml:space="preserve">SEQ — Supplier Eligibility Questionnaire</w:t>
+            </w:r>
+          </w:p>
+        </w:tc>
+        <w:tc>
+          <w:tcPr>
+            <w:tcW w:type="dxa" w:w="922"/>
+            <w:shd w:fill="F2EFE7" w:color="auto" w:val="clear"/>
+            <w:tcMar>
+              <w:top w:type="dxa" w:w="70"/>
+              <w:left w:type="dxa" w:w="110"/>
+              <w:bottom w:type="dxa" w:w="70"/>
+              <w:right w:type="dxa" w:w="110"/>
+            </w:tcMar>
+          </w:tcPr>
+          <w:p>
+            <w:pPr>
+              <w:spacing w:after="0" w:before="0" w:line="250"/>
+            </w:pPr>
+            <w:r>
+              <w:rPr>
+                <w:rFonts w:ascii="Arial" w:cs="Arial" w:eastAsia="Arial" w:hAnsi="Arial"/>
+                <w:color w:val="14181D"/>
+                <w:sz w:val="16"/>
+                <w:szCs w:val="16"/>
+              </w:rPr>
+              <w:t xml:space="preserve">No, not yet</w:t>
+            </w:r>
+          </w:p>
+        </w:tc>
+        <w:tc>
+          <w:tcPr>
+            <w:tcW w:type="dxa" w:w="5376"/>
+            <w:shd w:fill="F2EFE7" w:color="auto" w:val="clear"/>
+            <w:tcMar>
+              <w:top w:type="dxa" w:w="70"/>
+              <w:left w:type="dxa" w:w="110"/>
+              <w:bottom w:type="dxa" w:w="70"/>
+              <w:right w:type="dxa" w:w="110"/>
+            </w:tcMar>
+          </w:tcPr>
+          <w:p>
+            <w:pPr>
+              <w:spacing w:after="0" w:before="0" w:line="250"/>
+            </w:pPr>
+            <w:r>
+              <w:rPr>
+                <w:rFonts w:ascii="Arial" w:cs="Arial" w:eastAsia="Arial" w:hAnsi="Arial"/>
+                <w:color w:val="14181D"/>
+                <w:sz w:val="16"/>
+                <w:szCs w:val="16"/>
+              </w:rPr>
+              <w:t xml:space="preserve">GE Vernova's own questionnaire, issued during onboarding.</w:t>
+            </w:r>
+          </w:p>
+        </w:tc>
+      </w:tr>
+      <w:tr>
+        <w:tc>
+          <w:tcPr>
+            <w:tcW w:type="dxa" w:w="2002"/>
+            <w:tcMar>
+              <w:top w:type="dxa" w:w="70"/>
+              <w:left w:type="dxa" w:w="110"/>
+              <w:bottom w:type="dxa" w:w="70"/>
+              <w:right w:type="dxa" w:w="110"/>
+            </w:tcMar>
+          </w:tcPr>
+          <w:p>
+            <w:pPr>
+              <w:spacing w:after="0" w:before="0" w:line="250"/>
+            </w:pPr>
+            <w:r>
+              <w:rPr>
+                <w:rFonts w:ascii="Arial" w:cs="Arial" w:eastAsia="Arial" w:hAnsi="Arial"/>
+                <w:color w:val="14181D"/>
+                <w:sz w:val="16"/>
+                <w:szCs w:val="16"/>
+              </w:rPr>
+              <w:t xml:space="preserve">EHS Prescreen checklist</w:t>
+            </w:r>
+          </w:p>
+        </w:tc>
+        <w:tc>
+          <w:tcPr>
+            <w:tcW w:type="dxa" w:w="922"/>
+            <w:tcMar>
+              <w:top w:type="dxa" w:w="70"/>
+              <w:left w:type="dxa" w:w="110"/>
+              <w:bottom w:type="dxa" w:w="70"/>
+              <w:right w:type="dxa" w:w="110"/>
+            </w:tcMar>
+          </w:tcPr>
+          <w:p>
+            <w:pPr>
+              <w:spacing w:after="0" w:before="0" w:line="250"/>
+            </w:pPr>
+            <w:r>
+              <w:rPr>
+                <w:rFonts w:ascii="Arial" w:cs="Arial" w:eastAsia="Arial" w:hAnsi="Arial"/>
+                <w:color w:val="14181D"/>
+                <w:sz w:val="16"/>
+                <w:szCs w:val="16"/>
+              </w:rPr>
+              <w:t xml:space="preserve">No, not yet</w:t>
+            </w:r>
+          </w:p>
+        </w:tc>
+        <w:tc>
+          <w:tcPr>
+            <w:tcW w:type="dxa" w:w="5376"/>
+            <w:tcMar>
+              <w:top w:type="dxa" w:w="70"/>
+              <w:left w:type="dxa" w:w="110"/>
+              <w:bottom w:type="dxa" w:w="70"/>
+              <w:right w:type="dxa" w:w="110"/>
+            </w:tcMar>
+          </w:tcPr>
+          <w:p>
+            <w:pPr>
+              <w:spacing w:after="0" w:before="0" w:line="250"/>
+            </w:pPr>
+            <w:r>
+              <w:rPr>
+                <w:rFonts w:ascii="Arial" w:cs="Arial" w:eastAsia="Arial" w:hAnsi="Arial"/>
+                <w:color w:val="14181D"/>
+                <w:sz w:val="16"/>
+                <w:szCs w:val="16"/>
+              </w:rPr>
+              <w:t xml:space="preserve">GE Vernova's own checklist. The signed health and safety policy and arrangements already answer most of what it asks.</w:t>
+            </w:r>
+          </w:p>
+        </w:tc>
+      </w:tr>
+      <w:tr>
+        <w:tc>
+          <w:tcPr>
+            <w:tcW w:type="dxa" w:w="2002"/>
+            <w:shd w:fill="F2EFE7" w:color="auto" w:val="clear"/>
+            <w:tcMar>
+              <w:top w:type="dxa" w:w="70"/>
+              <w:left w:type="dxa" w:w="110"/>
+              <w:bottom w:type="dxa" w:w="70"/>
+              <w:right w:type="dxa" w:w="110"/>
+            </w:tcMar>
+          </w:tcPr>
+          <w:p>
+            <w:pPr>
+              <w:spacing w:after="0" w:before="0" w:line="250"/>
+            </w:pPr>
+            <w:r>
+              <w:rPr>
+                <w:rFonts w:ascii="Arial" w:cs="Arial" w:eastAsia="Arial" w:hAnsi="Arial"/>
+                <w:color w:val="14181D"/>
+                <w:sz w:val="16"/>
+                <w:szCs w:val="16"/>
+              </w:rPr>
+              <w:t xml:space="preserve">MNDA — Mutual Non-Disclosure Agreement</w:t>
+            </w:r>
+          </w:p>
+        </w:tc>
+        <w:tc>
+          <w:tcPr>
+            <w:tcW w:type="dxa" w:w="922"/>
+            <w:shd w:fill="F2EFE7" w:color="auto" w:val="clear"/>
+            <w:tcMar>
+              <w:top w:type="dxa" w:w="70"/>
+              <w:left w:type="dxa" w:w="110"/>
+              <w:bottom w:type="dxa" w:w="70"/>
+              <w:right w:type="dxa" w:w="110"/>
+            </w:tcMar>
+          </w:tcPr>
+          <w:p>
+            <w:pPr>
+              <w:spacing w:after="0" w:before="0" w:line="250"/>
+            </w:pPr>
+            <w:r>
+              <w:rPr>
+                <w:rFonts w:ascii="Arial" w:cs="Arial" w:eastAsia="Arial" w:hAnsi="Arial"/>
+                <w:color w:val="14181D"/>
+                <w:sz w:val="16"/>
+                <w:szCs w:val="16"/>
+              </w:rPr>
+              <w:t xml:space="preserve">No for now</w:t>
+            </w:r>
+          </w:p>
+        </w:tc>
+        <w:tc>
+          <w:tcPr>
+            <w:tcW w:type="dxa" w:w="5376"/>
+            <w:shd w:fill="F2EFE7" w:color="auto" w:val="clear"/>
+            <w:tcMar>
+              <w:top w:type="dxa" w:w="70"/>
+              <w:left w:type="dxa" w:w="110"/>
+              <w:bottom w:type="dxa" w:w="70"/>
+              <w:right w:type="dxa" w:w="110"/>
+            </w:tcMar>
+          </w:tcPr>
+          <w:p>
+            <w:pPr>
+              <w:spacing w:after="0" w:before="0" w:line="250"/>
+            </w:pPr>
+            <w:r>
+              <w:rPr>
+                <w:rFonts w:ascii="Arial" w:cs="Arial" w:eastAsia="Arial" w:hAnsi="Arial"/>
+                <w:color w:val="14181D"/>
+                <w:sz w:val="16"/>
+                <w:szCs w:val="16"/>
+              </w:rPr>
+              <w:t xml:space="preserve">This is the NDA attached to the invitation. It becomes Yes once signed — but read it for the reference clause first. Do not convert a No into a Yes just to tidy the form.</w:t>
+            </w:r>
+          </w:p>
+        </w:tc>
+      </w:tr>
+      <w:tr>
+        <w:tc>
+          <w:tcPr>
+            <w:tcW w:type="dxa" w:w="2002"/>
+            <w:tcMar>
+              <w:top w:type="dxa" w:w="70"/>
+              <w:left w:type="dxa" w:w="110"/>
+              <w:bottom w:type="dxa" w:w="70"/>
+              <w:right w:type="dxa" w:w="110"/>
+            </w:tcMar>
+          </w:tcPr>
+          <w:p>
+            <w:pPr>
+              <w:spacing w:after="0" w:before="0" w:line="250"/>
+            </w:pPr>
+            <w:r>
+              <w:rPr>
+                <w:rFonts w:ascii="Arial" w:cs="Arial" w:eastAsia="Arial" w:hAnsi="Arial"/>
+                <w:color w:val="14181D"/>
+                <w:sz w:val="16"/>
+                <w:szCs w:val="16"/>
+              </w:rPr>
+              <w:t xml:space="preserve">Integrity Letter</w:t>
+            </w:r>
+          </w:p>
+        </w:tc>
+        <w:tc>
+          <w:tcPr>
+            <w:tcW w:type="dxa" w:w="922"/>
+            <w:tcMar>
+              <w:top w:type="dxa" w:w="70"/>
+              <w:left w:type="dxa" w:w="110"/>
+              <w:bottom w:type="dxa" w:w="70"/>
+              <w:right w:type="dxa" w:w="110"/>
+            </w:tcMar>
+          </w:tcPr>
+          <w:p>
+            <w:pPr>
+              <w:spacing w:after="0" w:before="0" w:line="250"/>
+            </w:pPr>
+            <w:r>
+              <w:rPr>
+                <w:rFonts w:ascii="Arial" w:cs="Arial" w:eastAsia="Arial" w:hAnsi="Arial"/>
+                <w:color w:val="14181D"/>
+                <w:sz w:val="16"/>
+                <w:szCs w:val="16"/>
+              </w:rPr>
+              <w:t xml:space="preserve">No, not yet</w:t>
+            </w:r>
+          </w:p>
+        </w:tc>
+        <w:tc>
+          <w:tcPr>
+            <w:tcW w:type="dxa" w:w="5376"/>
+            <w:tcMar>
+              <w:top w:type="dxa" w:w="70"/>
+              <w:left w:type="dxa" w:w="110"/>
+              <w:bottom w:type="dxa" w:w="70"/>
+              <w:right w:type="dxa" w:w="110"/>
+            </w:tcMar>
+          </w:tcPr>
+          <w:p>
+            <w:pPr>
+              <w:spacing w:after="0" w:before="0" w:line="250"/>
+            </w:pPr>
+            <w:r>
+              <w:rPr>
+                <w:rFonts w:ascii="Arial" w:cs="Arial" w:eastAsia="Arial" w:hAnsi="Arial"/>
+                <w:color w:val="14181D"/>
+                <w:sz w:val="16"/>
+                <w:szCs w:val="16"/>
+              </w:rPr>
+              <w:t xml:space="preserve">Signed after reading the Supplier Integrity Guide and watching the training video. Do both, then it becomes Yes.</w:t>
+            </w:r>
+          </w:p>
+        </w:tc>
+      </w:tr>
+      <w:tr>
+        <w:tc>
+          <w:tcPr>
+            <w:tcW w:type="dxa" w:w="2002"/>
+            <w:shd w:fill="F2EFE7" w:color="auto" w:val="clear"/>
+            <w:tcMar>
+              <w:top w:type="dxa" w:w="70"/>
+              <w:left w:type="dxa" w:w="110"/>
+              <w:bottom w:type="dxa" w:w="70"/>
+              <w:right w:type="dxa" w:w="110"/>
+            </w:tcMar>
+          </w:tcPr>
+          <w:p>
+            <w:pPr>
+              <w:spacing w:after="0" w:before="0" w:line="250"/>
+            </w:pPr>
+            <w:r>
+              <w:rPr>
+                <w:rFonts w:ascii="Arial" w:cs="Arial" w:eastAsia="Arial" w:hAnsi="Arial"/>
+                <w:color w:val="14181D"/>
+                <w:sz w:val="16"/>
+                <w:szCs w:val="16"/>
+              </w:rPr>
+              <w:t xml:space="preserve">Any other certifications</w:t>
+            </w:r>
+          </w:p>
+        </w:tc>
+        <w:tc>
+          <w:tcPr>
+            <w:tcW w:type="dxa" w:w="922"/>
+            <w:shd w:fill="F2EFE7" w:color="auto" w:val="clear"/>
+            <w:tcMar>
+              <w:top w:type="dxa" w:w="70"/>
+              <w:left w:type="dxa" w:w="110"/>
+              <w:bottom w:type="dxa" w:w="70"/>
+              <w:right w:type="dxa" w:w="110"/>
+            </w:tcMar>
+          </w:tcPr>
+          <w:p>
+            <w:pPr>
+              <w:spacing w:after="0" w:before="0" w:line="250"/>
+            </w:pPr>
+            <w:r>
+              <w:rPr>
+                <w:rFonts w:ascii="Arial" w:cs="Arial" w:eastAsia="Arial" w:hAnsi="Arial"/>
+                <w:color w:val="14181D"/>
+                <w:sz w:val="16"/>
+                <w:szCs w:val="16"/>
+              </w:rPr>
+              <w:t xml:space="preserve">Yes</w:t>
+            </w:r>
+          </w:p>
+        </w:tc>
+        <w:tc>
+          <w:tcPr>
+            <w:tcW w:type="dxa" w:w="5376"/>
+            <w:shd w:fill="F2EFE7" w:color="auto" w:val="clear"/>
+            <w:tcMar>
+              <w:top w:type="dxa" w:w="70"/>
+              <w:left w:type="dxa" w:w="110"/>
+              <w:bottom w:type="dxa" w:w="70"/>
+              <w:right w:type="dxa" w:w="110"/>
+            </w:tcMar>
+          </w:tcPr>
+          <w:p>
+            <w:pPr>
+              <w:spacing w:after="0" w:before="0" w:line="250"/>
+            </w:pPr>
+            <w:r>
+              <w:rPr>
+                <w:rFonts w:ascii="Arial" w:cs="Arial" w:eastAsia="Arial" w:hAnsi="Arial"/>
+                <w:color w:val="14181D"/>
+                <w:sz w:val="16"/>
+                <w:szCs w:val="16"/>
+              </w:rPr>
+              <w:t xml:space="preserve">The director's personal professional qualifications. Label them exactly as that.</w:t>
+            </w:r>
+          </w:p>
+        </w:tc>
+      </w:tr>
+    </w:tbl>
+    <w:p>
+      <w:pPr>
+        <w:spacing w:after="90" w:before="90" w:line="280"/>
+      </w:pPr>
+      <w:r>
+        <w:rPr>
+          <w:rFonts w:ascii="Arial" w:cs="Arial" w:eastAsia="Arial" w:hAnsi="Arial"/>
+          <w:b/>
+          <w:bCs/>
+          <w:color w:val="14181D"/>
+          <w:sz w:val="20"/>
+          <w:szCs w:val="20"/>
+        </w:rPr>
+        <w:t xml:space="preserve">Six of those ten are GE Vernova's own paperwork, not market credentials.</w:t>
+      </w:r>
+      <w:r>
+        <w:rPr>
+          <w:rFonts w:ascii="Arial" w:cs="Arial" w:eastAsia="Arial" w:hAnsi="Arial"/>
+          <w:color w:val="14181D"/>
+          <w:sz w:val="20"/>
+          <w:szCs w:val="20"/>
+        </w:rPr>
+        <w:t xml:space="preserve"> They are not things a supplier either has or lacks in the world — they are documents GE issues for the supplier to sign during onboarding. A row of honest "No" answers is the normal starting state of a new supplier and is what prompts them to be sent. It does not look weak. It looks like someone who read the question.</w:t>
+      </w:r>
+    </w:p>
+    <w:p>
+      <w:pPr>
+        <w:spacing w:after="90" w:before="90" w:line="280"/>
+      </w:pPr>
+      <w:r>
+        <w:rPr>
+          <w:rFonts w:ascii="Arial" w:cs="Arial" w:eastAsia="Arial" w:hAnsi="Arial"/>
+          <w:b/>
+          <w:bCs/>
+          <w:color w:val="14181D"/>
+          <w:sz w:val="20"/>
+          <w:szCs w:val="20"/>
+        </w:rPr>
+        <w:t xml:space="preserve">And the asymmetry is total.</w:t>
+      </w:r>
+      <w:r>
+        <w:rPr>
+          <w:rFonts w:ascii="Arial" w:cs="Arial" w:eastAsia="Arial" w:hAnsi="Arial"/>
+          <w:color w:val="14181D"/>
+          <w:sz w:val="20"/>
+          <w:szCs w:val="20"/>
+        </w:rPr>
+        <w:t xml:space="preserve"> A true No costs nothing here; every Yes will be asked for a certificate number, a scope and an expiry date, with an upload. A Yes that cannot be evidenced ends the relationship at the screening stage, in a process whose invitation letter opens with </w:t>
+      </w:r>
+      <w:r>
+        <w:rPr>
+          <w:rFonts w:ascii="Arial" w:cs="Arial" w:eastAsia="Arial" w:hAnsi="Arial"/>
+          <w:i/>
+          <w:iCs/>
+          <w:color w:val="14181D"/>
+          <w:sz w:val="20"/>
+          <w:szCs w:val="20"/>
+        </w:rPr>
+        <w:t xml:space="preserve">unyielding integrity</w:t>
+      </w:r>
+      <w:r>
+        <w:rPr>
+          <w:rFonts w:ascii="Arial" w:cs="Arial" w:eastAsia="Arial" w:hAnsi="Arial"/>
+          <w:color w:val="14181D"/>
+          <w:sz w:val="20"/>
+          <w:szCs w:val="20"/>
+        </w:rPr>
+        <w:t xml:space="preserve">.</w:t>
+      </w:r>
+    </w:p>
+    <w:p>
+      <w:pPr>
+        <w:spacing w:after="90" w:before="90" w:line="280"/>
+      </w:pPr>
+      <w:r>
+        <w:rPr>
+          <w:rFonts w:ascii="Arial" w:cs="Arial" w:eastAsia="Arial" w:hAnsi="Arial"/>
+          <w:b/>
+          <w:bCs/>
+          <w:color w:val="14181D"/>
+          <w:sz w:val="20"/>
+          <w:szCs w:val="20"/>
+        </w:rPr>
+        <w:t xml:space="preserve">On the last row.</w:t>
+      </w:r>
+      <w:r>
+        <w:rPr>
+          <w:rFonts w:ascii="Arial" w:cs="Arial" w:eastAsia="Arial" w:hAnsi="Arial"/>
+          <w:color w:val="14181D"/>
+          <w:sz w:val="20"/>
+          <w:szCs w:val="20"/>
+        </w:rPr>
+        <w:t xml:space="preserve"> Enter the director's qualifications and label them as personal rather than corporate: MCIOB Chartered Construction Manager, CSCS card, APMP, PRINCE2 Foundation, and </w:t>
+      </w:r>
+      <w:r>
+        <w:rPr>
+          <w:rFonts w:ascii="Arial" w:cs="Arial" w:eastAsia="Arial" w:hAnsi="Arial"/>
+          <w:b/>
+          <w:bCs/>
+          <w:color w:val="14181D"/>
+          <w:sz w:val="20"/>
+          <w:szCs w:val="20"/>
+        </w:rPr>
+        <w:t xml:space="preserve">CDM 2015 Principal Designer training — written as training, never as an appointment.</w:t>
+      </w:r>
+      <w:r>
+        <w:rPr>
+          <w:rFonts w:ascii="Arial" w:cs="Arial" w:eastAsia="Arial" w:hAnsi="Arial"/>
+          <w:color w:val="14181D"/>
+          <w:sz w:val="20"/>
+          <w:szCs w:val="20"/>
+        </w:rPr>
+        <w:t xml:space="preserve"> They are genuinely relevant, because what GE Vernova is buying from a services supplier is competence held by a named person. They are not ETABLIX certifications and must not be entered as though they were.</w:t>
       </w:r>
     </w:p>
     <w:p>

--- a/business/marketing/ETABLIX-ge-vernova-supplier-invitation.docx
+++ b/business/marketing/ETABLIX-ge-vernova-supplier-invitation.docx
@@ -1797,6 +1797,283 @@
           <w:szCs w:val="20"/>
         </w:rPr>
         <w:t xml:space="preserve"> They are genuinely relevant, because what GE Vernova is buying from a services supplier is competence held by a named person. They are not ETABLIX certifications and must not be entered as though they were.</w:t>
+      </w:r>
+    </w:p>
+    <w:p>
+      <w:pPr>
+        <w:pStyle w:val="Heading2"/>
+        <w:keepNext/>
+        <w:spacing w:after="110" w:before="260"/>
+      </w:pPr>
+      <w:r>
+        <w:rPr>
+          <w:rFonts w:ascii="Arial" w:cs="Arial" w:eastAsia="Arial" w:hAnsi="Arial"/>
+          <w:b/>
+          <w:bCs/>
+          <w:color w:val="9C7A3C"/>
+          <w:sz w:val="21"/>
+          <w:szCs w:val="21"/>
+        </w:rPr>
+        <w:t xml:space="preserve">The portal hard-blocks on ISO or QMS. Do not solve that by answering Yes.</w:t>
+      </w:r>
+    </w:p>
+    <w:p>
+      <w:pPr>
+        <w:spacing w:after="90" w:before="90" w:line="280"/>
+      </w:pPr>
+      <w:r>
+        <w:rPr>
+          <w:rFonts w:ascii="Arial" w:cs="Arial" w:eastAsia="Arial" w:hAnsi="Arial"/>
+          <w:color w:val="14181D"/>
+          <w:sz w:val="20"/>
+          <w:szCs w:val="20"/>
+        </w:rPr>
+        <w:t xml:space="preserve">SCx refuses to progress: </w:t>
+      </w:r>
+      <w:r>
+        <w:rPr>
+          <w:rFonts w:ascii="Arial" w:cs="Arial" w:eastAsia="Arial" w:hAnsi="Arial"/>
+          <w:i/>
+          <w:iCs/>
+          <w:color w:val="14181D"/>
+          <w:sz w:val="20"/>
+          <w:szCs w:val="20"/>
+        </w:rPr>
+        <w:t xml:space="preserve">"SQE Certifications — Please select at least one of ISO or QMS certificate."</w:t>
+      </w:r>
+      <w:r>
+        <w:rPr>
+          <w:rFonts w:ascii="Arial" w:cs="Arial" w:eastAsia="Arial" w:hAnsi="Arial"/>
+          <w:color w:val="14181D"/>
+          <w:sz w:val="20"/>
+          <w:szCs w:val="20"/>
+        </w:rPr>
+        <w:t xml:space="preserve"> Neither is held. There are four ways through and only three of them are available.</w:t>
+      </w:r>
+    </w:p>
+    <w:p>
+      <w:pPr>
+        <w:spacing w:after="90" w:before="90" w:line="280"/>
+      </w:pPr>
+      <w:r>
+        <w:rPr>
+          <w:rFonts w:ascii="Arial" w:cs="Arial" w:eastAsia="Arial" w:hAnsi="Arial"/>
+          <w:b/>
+          <w:bCs/>
+          <w:color w:val="14181D"/>
+          <w:sz w:val="20"/>
+          <w:szCs w:val="20"/>
+        </w:rPr>
+        <w:t xml:space="preserve">The one that is not available is claiming one.</w:t>
+      </w:r>
+      <w:r>
+        <w:rPr>
+          <w:rFonts w:ascii="Arial" w:cs="Arial" w:eastAsia="Arial" w:hAnsi="Arial"/>
+          <w:color w:val="14181D"/>
+          <w:sz w:val="20"/>
+          <w:szCs w:val="20"/>
+        </w:rPr>
+        <w:t xml:space="preserve"> A fabricated ISO 9001 entry in a portal that performs background screening, in a process whose invitation opens with </w:t>
+      </w:r>
+      <w:r>
+        <w:rPr>
+          <w:rFonts w:ascii="Arial" w:cs="Arial" w:eastAsia="Arial" w:hAnsi="Arial"/>
+          <w:i/>
+          <w:iCs/>
+          <w:color w:val="14181D"/>
+          <w:sz w:val="20"/>
+          <w:szCs w:val="20"/>
+        </w:rPr>
+        <w:t xml:space="preserve">unyielding integrity</w:t>
+      </w:r>
+      <w:r>
+        <w:rPr>
+          <w:rFonts w:ascii="Arial" w:cs="Arial" w:eastAsia="Arial" w:hAnsi="Arial"/>
+          <w:color w:val="14181D"/>
+          <w:sz w:val="20"/>
+          <w:szCs w:val="20"/>
+        </w:rPr>
+        <w:t xml:space="preserve">, is not a shortcut. It ends the supplier relationship, it ends the reference, and it would be a false statement made to obtain a commercial advantage. The form being inconvenient does not change that. If nothing below works, the registration waits.</w:t>
+      </w:r>
+    </w:p>
+    <w:p>
+      <w:pPr>
+        <w:spacing w:after="90" w:before="90" w:line="280"/>
+      </w:pPr>
+      <w:r>
+        <w:rPr>
+          <w:rFonts w:ascii="Arial" w:cs="Arial" w:eastAsia="Arial" w:hAnsi="Arial"/>
+          <w:b/>
+          <w:bCs/>
+          <w:color w:val="14181D"/>
+          <w:sz w:val="20"/>
+          <w:szCs w:val="20"/>
+        </w:rPr>
+        <w:t xml:space="preserve">Route one: the question may not mean what the error says.</w:t>
+      </w:r>
+      <w:r>
+        <w:rPr>
+          <w:rFonts w:ascii="Arial" w:cs="Arial" w:eastAsia="Arial" w:hAnsi="Arial"/>
+          <w:color w:val="14181D"/>
+          <w:sz w:val="20"/>
+          <w:szCs w:val="20"/>
+        </w:rPr>
+        <w:t xml:space="preserve"> The field asks </w:t>
+      </w:r>
+      <w:r>
+        <w:rPr>
+          <w:rFonts w:ascii="Arial" w:cs="Arial" w:eastAsia="Arial" w:hAnsi="Arial"/>
+          <w:i/>
+          <w:iCs/>
+          <w:color w:val="14181D"/>
+          <w:sz w:val="20"/>
+          <w:szCs w:val="20"/>
+        </w:rPr>
+        <w:t xml:space="preserve">"Do you have any QMS Certifications?"</w:t>
+      </w:r>
+      <w:r>
+        <w:rPr>
+          <w:rFonts w:ascii="Arial" w:cs="Arial" w:eastAsia="Arial" w:hAnsi="Arial"/>
+          <w:color w:val="14181D"/>
+          <w:sz w:val="20"/>
+          <w:szCs w:val="20"/>
+        </w:rPr>
+        <w:t xml:space="preserve"> and the error says </w:t>
+      </w:r>
+      <w:r>
+        <w:rPr>
+          <w:rFonts w:ascii="Arial" w:cs="Arial" w:eastAsia="Arial" w:hAnsi="Arial"/>
+          <w:i/>
+          <w:iCs/>
+          <w:color w:val="14181D"/>
+          <w:sz w:val="20"/>
+          <w:szCs w:val="20"/>
+        </w:rPr>
+        <w:t xml:space="preserve">"certificate"</w:t>
+      </w:r>
+      <w:r>
+        <w:rPr>
+          <w:rFonts w:ascii="Arial" w:cs="Arial" w:eastAsia="Arial" w:hAnsi="Arial"/>
+          <w:color w:val="14181D"/>
+          <w:sz w:val="20"/>
+          <w:szCs w:val="20"/>
+        </w:rPr>
+        <w:t xml:space="preserve">, but many supplier portals use the QMS row for a documented quality management system rather than third-party certification. ETABLIX has signed, documented quality management arrangements. </w:t>
+      </w:r>
+      <w:r>
+        <w:rPr>
+          <w:rFonts w:ascii="Arial" w:cs="Arial" w:eastAsia="Arial" w:hAnsi="Arial"/>
+          <w:b/>
+          <w:bCs/>
+          <w:color w:val="14181D"/>
+          <w:sz w:val="20"/>
+          <w:szCs w:val="20"/>
+        </w:rPr>
+        <w:t xml:space="preserve">If the field accepts documentation, the honest answer is Yes and the arrangements are the upload. If it requires a certificate, the answer stays No.</w:t>
+      </w:r>
+      <w:r>
+        <w:rPr>
+          <w:rFonts w:ascii="Arial" w:cs="Arial" w:eastAsia="Arial" w:hAnsi="Arial"/>
+          <w:color w:val="14181D"/>
+          <w:sz w:val="20"/>
+          <w:szCs w:val="20"/>
+        </w:rPr>
+        <w:t xml:space="preserve"> That ambiguity is not ours to resolve in our own favour — ask and use the answer.</w:t>
+      </w:r>
+    </w:p>
+    <w:p>
+      <w:pPr>
+        <w:spacing w:after="90" w:before="90" w:line="280"/>
+      </w:pPr>
+      <w:r>
+        <w:rPr>
+          <w:rFonts w:ascii="Arial" w:cs="Arial" w:eastAsia="Arial" w:hAnsi="Arial"/>
+          <w:b/>
+          <w:bCs/>
+          <w:color w:val="14181D"/>
+          <w:sz w:val="20"/>
+          <w:szCs w:val="20"/>
+        </w:rPr>
+        <w:t xml:space="preserve">Route two: the category is probably wrong.</w:t>
+      </w:r>
+      <w:r>
+        <w:rPr>
+          <w:rFonts w:ascii="Arial" w:cs="Arial" w:eastAsia="Arial" w:hAnsi="Arial"/>
+          <w:color w:val="14181D"/>
+          <w:sz w:val="20"/>
+          <w:szCs w:val="20"/>
+        </w:rPr>
+        <w:t xml:space="preserve"> SQE stands for Supplier Quality Engineering, and a mandatory ISO or QMS gate is a </w:t>
+      </w:r>
+      <w:r>
+        <w:rPr>
+          <w:rFonts w:ascii="Arial" w:cs="Arial" w:eastAsia="Arial" w:hAnsi="Arial"/>
+          <w:i/>
+          <w:iCs/>
+          <w:color w:val="14181D"/>
+          <w:sz w:val="20"/>
+          <w:szCs w:val="20"/>
+        </w:rPr>
+        <w:t xml:space="preserve">goods and manufacturing</w:t>
+      </w:r>
+      <w:r>
+        <w:rPr>
+          <w:rFonts w:ascii="Arial" w:cs="Arial" w:eastAsia="Arial" w:hAnsi="Arial"/>
+          <w:color w:val="14181D"/>
+          <w:sz w:val="20"/>
+          <w:szCs w:val="20"/>
+        </w:rPr>
+        <w:t xml:space="preserve"> rule. A professional services supplier that ships nothing and manufactures nothing is normally routed to a different questionnaire or granted a documented exemption. If registration went in under a goods or manufacturing commodity code, this gate is a symptom of that and re-categorisation removes it. This is the same commodity-code question that has to be settled anyway before a purchase order can be raised.</w:t>
+      </w:r>
+    </w:p>
+    <w:p>
+      <w:pPr>
+        <w:spacing w:after="90" w:before="90" w:line="280"/>
+      </w:pPr>
+      <w:r>
+        <w:rPr>
+          <w:rFonts w:ascii="Arial" w:cs="Arial" w:eastAsia="Arial" w:hAnsi="Arial"/>
+          <w:b/>
+          <w:bCs/>
+          <w:color w:val="14181D"/>
+          <w:sz w:val="20"/>
+          <w:szCs w:val="20"/>
+        </w:rPr>
+        <w:t xml:space="preserve">Route three: an SQE can waive it, and that is their job.</w:t>
+      </w:r>
+      <w:r>
+        <w:rPr>
+          <w:rFonts w:ascii="Arial" w:cs="Arial" w:eastAsia="Arial" w:hAnsi="Arial"/>
+          <w:color w:val="14181D"/>
+          <w:sz w:val="20"/>
+          <w:szCs w:val="20"/>
+        </w:rPr>
+        <w:t xml:space="preserve"> There is a named human function behind this screen. A supplier quality engineer determines what quality requirements apply to a given supplier and category, and routinely sets them aside for low-risk service suppliers. Ask for the determination; do not ask for an exception.</w:t>
+      </w:r>
+    </w:p>
+    <w:p>
+      <w:pPr>
+        <w:spacing w:after="90" w:before="90" w:line="280"/>
+      </w:pPr>
+      <w:r>
+        <w:rPr>
+          <w:rFonts w:ascii="Arial" w:cs="Arial" w:eastAsia="Arial" w:hAnsi="Arial"/>
+          <w:b/>
+          <w:bCs/>
+          <w:color w:val="14181D"/>
+          <w:sz w:val="20"/>
+          <w:szCs w:val="20"/>
+        </w:rPr>
+        <w:t xml:space="preserve">Use the Live Chat first</w:t>
+      </w:r>
+      <w:r>
+        <w:rPr>
+          <w:rFonts w:ascii="Arial" w:cs="Arial" w:eastAsia="Arial" w:hAnsi="Arial"/>
+          <w:color w:val="14181D"/>
+          <w:sz w:val="20"/>
+          <w:szCs w:val="20"/>
+        </w:rPr>
+        <w:t xml:space="preserve"> — the invitation includes the link and it is the fastest route. If it cannot resolve it, write to Marc Townsend. Either way the question is a factual one with a factual answer, and asking it is itself a good first impression: it is what a supplier who reads the question does.</w:t>
       </w:r>
     </w:p>
     <w:p>

--- a/business/marketing/ETABLIX-ge-vernova-supplier-invitation.docx
+++ b/business/marketing/ETABLIX-ge-vernova-supplier-invitation.docx
@@ -1797,6 +1797,393 @@
           <w:szCs w:val="20"/>
         </w:rPr>
         <w:t xml:space="preserve"> They are genuinely relevant, because what GE Vernova is buying from a services supplier is competence held by a named person. They are not ETABLIX certifications and must not be entered as though they were.</w:t>
+      </w:r>
+    </w:p>
+    <w:p>
+      <w:pPr>
+        <w:pStyle w:val="Heading2"/>
+        <w:keepNext/>
+        <w:spacing w:after="110" w:before="260"/>
+      </w:pPr>
+      <w:r>
+        <w:rPr>
+          <w:rFonts w:ascii="Arial" w:cs="Arial" w:eastAsia="Arial" w:hAnsi="Arial"/>
+          <w:b/>
+          <w:bCs/>
+          <w:color w:val="9C7A3C"/>
+          <w:sz w:val="21"/>
+          <w:szCs w:val="21"/>
+        </w:rPr>
+        <w:t xml:space="preserve">RESOLVED, 5 October. Marc Townsend authorised the documented route in writing</w:t>
+      </w:r>
+    </w:p>
+    <w:p>
+      <w:pPr>
+        <w:pBdr>
+          <w:left w:val="single" w:color="9C7A3C" w:sz="18" w:space="10"/>
+        </w:pBdr>
+        <w:shd w:fill="EFE6D2" w:color="auto" w:val="clear"/>
+        <w:spacing w:after="150" w:before="150" w:line="280"/>
+        <w:ind w:left="170" w:right="170"/>
+      </w:pPr>
+      <w:r>
+        <w:rPr>
+          <w:rFonts w:ascii="Arial" w:cs="Arial" w:eastAsia="Arial" w:hAnsi="Arial"/>
+          <w:color w:val="14181D"/>
+          <w:sz w:val="19"/>
+          <w:szCs w:val="19"/>
+        </w:rPr>
+        <w:t xml:space="preserve">"We would expect all vendors (service and goods suppliers) to hold at least ISO 9001 to show that the business processes are documented and auditable from a quality perspective. If you have documented systems, but this is just missing third party verification, then I would state this is the application and upload any associated documentation."</w:t>
+      </w:r>
+    </w:p>
+    <w:p>
+      <w:pPr>
+        <w:spacing w:after="90" w:before="90" w:line="280"/>
+      </w:pPr>
+      <w:r>
+        <w:rPr>
+          <w:rFonts w:ascii="Arial" w:cs="Arial" w:eastAsia="Arial" w:hAnsi="Arial"/>
+          <w:color w:val="14181D"/>
+          <w:sz w:val="20"/>
+          <w:szCs w:val="20"/>
+        </w:rPr>
+        <w:t xml:space="preserve">That is route one below, confirmed by the buyer. </w:t>
+      </w:r>
+      <w:r>
+        <w:rPr>
+          <w:rFonts w:ascii="Arial" w:cs="Arial" w:eastAsia="Arial" w:hAnsi="Arial"/>
+          <w:b/>
+          <w:bCs/>
+          <w:color w:val="14181D"/>
+          <w:sz w:val="20"/>
+          <w:szCs w:val="20"/>
+        </w:rPr>
+        <w:t xml:space="preserve">Answer Yes to QMS, state in the field that the system is documented but not third-party verified, and upload.</w:t>
+      </w:r>
+      <w:r>
+        <w:rPr>
+          <w:rFonts w:ascii="Arial" w:cs="Arial" w:eastAsia="Arial" w:hAnsi="Arial"/>
+          <w:color w:val="14181D"/>
+          <w:sz w:val="20"/>
+          <w:szCs w:val="20"/>
+        </w:rPr>
+        <w:t xml:space="preserve"> Two documents go up, and the pairing matters:</w:t>
+      </w:r>
+    </w:p>
+    <w:tbl>
+      <w:tblPr>
+        <w:tblW w:type="dxa" w:w="8300"/>
+        <w:tblBorders>
+          <w:top w:val="single" w:color="auto" w:sz="4"/>
+          <w:left w:val="single" w:color="auto" w:sz="4"/>
+          <w:bottom w:val="single" w:color="auto" w:sz="4"/>
+          <w:right w:val="single" w:color="auto" w:sz="4"/>
+          <w:insideH w:val="single" w:color="auto" w:sz="4"/>
+          <w:insideV w:val="single" w:color="auto" w:sz="4"/>
+        </w:tblBorders>
+      </w:tblPr>
+      <w:tblGrid>
+        <w:gridCol w:w="1383"/>
+        <w:gridCol w:w="6917"/>
+      </w:tblGrid>
+      <w:tr>
+        <w:trPr>
+          <w:tblHeader/>
+        </w:trPr>
+        <w:tc>
+          <w:tcPr>
+            <w:tcW w:type="dxa" w:w="1383"/>
+            <w:shd w:fill="14181D" w:color="auto" w:val="clear"/>
+            <w:tcMar>
+              <w:top w:type="dxa" w:w="70"/>
+              <w:left w:type="dxa" w:w="110"/>
+              <w:bottom w:type="dxa" w:w="70"/>
+              <w:right w:type="dxa" w:w="110"/>
+            </w:tcMar>
+          </w:tcPr>
+          <w:p>
+            <w:pPr>
+              <w:spacing w:after="0" w:before="0" w:line="250"/>
+            </w:pPr>
+            <w:r>
+              <w:rPr>
+                <w:rFonts w:ascii="Arial" w:cs="Arial" w:eastAsia="Arial" w:hAnsi="Arial"/>
+                <w:b/>
+                <w:bCs/>
+                <w:color w:val="FFFFFF"/>
+                <w:sz w:val="15"/>
+                <w:szCs w:val="15"/>
+              </w:rPr>
+              <w:t xml:space="preserve">Upload</w:t>
+            </w:r>
+          </w:p>
+        </w:tc>
+        <w:tc>
+          <w:tcPr>
+            <w:tcW w:type="dxa" w:w="6917"/>
+            <w:shd w:fill="14181D" w:color="auto" w:val="clear"/>
+            <w:tcMar>
+              <w:top w:type="dxa" w:w="70"/>
+              <w:left w:type="dxa" w:w="110"/>
+              <w:bottom w:type="dxa" w:w="70"/>
+              <w:right w:type="dxa" w:w="110"/>
+            </w:tcMar>
+          </w:tcPr>
+          <w:p>
+            <w:pPr>
+              <w:spacing w:after="0" w:before="0" w:line="250"/>
+            </w:pPr>
+            <w:r>
+              <w:rPr>
+                <w:rFonts w:ascii="Arial" w:cs="Arial" w:eastAsia="Arial" w:hAnsi="Arial"/>
+                <w:b/>
+                <w:bCs/>
+                <w:color w:val="FFFFFF"/>
+                <w:sz w:val="15"/>
+                <w:szCs w:val="15"/>
+              </w:rPr>
+              <w:t xml:space="preserve">What it is</w:t>
+            </w:r>
+          </w:p>
+        </w:tc>
+      </w:tr>
+      <w:tr>
+        <w:tc>
+          <w:tcPr>
+            <w:tcW w:type="dxa" w:w="1383"/>
+            <w:tcMar>
+              <w:top w:type="dxa" w:w="70"/>
+              <w:left w:type="dxa" w:w="110"/>
+              <w:bottom w:type="dxa" w:w="70"/>
+              <w:right w:type="dxa" w:w="110"/>
+            </w:tcMar>
+          </w:tcPr>
+          <w:p>
+            <w:pPr>
+              <w:spacing w:after="0" w:before="0" w:line="250"/>
+            </w:pPr>
+            <w:r>
+              <w:rPr>
+                <w:rFonts w:ascii="Arial" w:cs="Arial" w:eastAsia="Arial" w:hAnsi="Arial"/>
+                <w:color w:val="14181D"/>
+                <w:sz w:val="16"/>
+                <w:szCs w:val="16"/>
+              </w:rPr>
+              <w:t xml:space="preserve">Quality Management Arrangements</w:t>
+            </w:r>
+          </w:p>
+        </w:tc>
+        <w:tc>
+          <w:tcPr>
+            <w:tcW w:type="dxa" w:w="6917"/>
+            <w:tcMar>
+              <w:top w:type="dxa" w:w="70"/>
+              <w:left w:type="dxa" w:w="110"/>
+              <w:bottom w:type="dxa" w:w="70"/>
+              <w:right w:type="dxa" w:w="110"/>
+            </w:tcMar>
+          </w:tcPr>
+          <w:p>
+            <w:pPr>
+              <w:spacing w:after="0" w:before="0" w:line="250"/>
+            </w:pPr>
+            <w:r>
+              <w:rPr>
+                <w:rFonts w:ascii="Arial" w:cs="Arial" w:eastAsia="Arial" w:hAnsi="Arial"/>
+                <w:color w:val="14181D"/>
+                <w:sz w:val="16"/>
+                <w:szCs w:val="16"/>
+              </w:rPr>
+              <w:t xml:space="preserve">The system itself. Section 1 already states that no ISO 9001 is held and none is claimed; section 6 names every gap.</w:t>
+            </w:r>
+          </w:p>
+        </w:tc>
+      </w:tr>
+      <w:tr>
+        <w:tc>
+          <w:tcPr>
+            <w:tcW w:type="dxa" w:w="1383"/>
+            <w:shd w:fill="F2EFE7" w:color="auto" w:val="clear"/>
+            <w:tcMar>
+              <w:top w:type="dxa" w:w="70"/>
+              <w:left w:type="dxa" w:w="110"/>
+              <w:bottom w:type="dxa" w:w="70"/>
+              <w:right w:type="dxa" w:w="110"/>
+            </w:tcMar>
+          </w:tcPr>
+          <w:p>
+            <w:pPr>
+              <w:spacing w:after="0" w:before="0" w:line="250"/>
+            </w:pPr>
+            <w:r>
+              <w:rPr>
+                <w:rFonts w:ascii="Arial" w:cs="Arial" w:eastAsia="Arial" w:hAnsi="Arial"/>
+                <w:color w:val="14181D"/>
+                <w:sz w:val="16"/>
+                <w:szCs w:val="16"/>
+              </w:rPr>
+              <w:t xml:space="preserve">ISO 9001:2015 Coverage Statement</w:t>
+            </w:r>
+          </w:p>
+        </w:tc>
+        <w:tc>
+          <w:tcPr>
+            <w:tcW w:type="dxa" w:w="6917"/>
+            <w:shd w:fill="F2EFE7" w:color="auto" w:val="clear"/>
+            <w:tcMar>
+              <w:top w:type="dxa" w:w="70"/>
+              <w:left w:type="dxa" w:w="110"/>
+              <w:bottom w:type="dxa" w:w="70"/>
+              <w:right w:type="dxa" w:w="110"/>
+            </w:tcMar>
+          </w:tcPr>
+          <w:p>
+            <w:pPr>
+              <w:spacing w:after="0" w:before="0" w:line="250"/>
+            </w:pPr>
+            <w:r>
+              <w:rPr>
+                <w:rFonts w:ascii="Arial" w:cs="Arial" w:eastAsia="Arial" w:hAnsi="Arial"/>
+                <w:color w:val="14181D"/>
+                <w:sz w:val="16"/>
+                <w:szCs w:val="16"/>
+              </w:rPr>
+              <w:t xml:space="preserve">New. Twenty-one clauses mapped to what exists: thirteen documented, six partial, one not applicable, one not in place. Built because Marc's test was documented and auditable, and auditable means an assessor can see coverage at a glance.</w:t>
+            </w:r>
+          </w:p>
+        </w:tc>
+      </w:tr>
+    </w:tbl>
+    <w:p>
+      <w:pPr>
+        <w:spacing w:after="90" w:before="90" w:line="280"/>
+      </w:pPr>
+      <w:r>
+        <w:rPr>
+          <w:rFonts w:ascii="Arial" w:cs="Arial" w:eastAsia="Arial" w:hAnsi="Arial"/>
+          <w:b/>
+          <w:bCs/>
+          <w:color w:val="14181D"/>
+          <w:sz w:val="20"/>
+          <w:szCs w:val="20"/>
+        </w:rPr>
+        <w:t xml:space="preserve">Why a separate document rather than restructuring the Arrangements.</w:t>
+      </w:r>
+      <w:r>
+        <w:rPr>
+          <w:rFonts w:ascii="Arial" w:cs="Arial" w:eastAsia="Arial" w:hAnsi="Arial"/>
+          <w:color w:val="14181D"/>
+          <w:sz w:val="20"/>
+          <w:szCs w:val="20"/>
+        </w:rPr>
+        <w:t xml:space="preserve"> That document carries a deliberate instruction not to mirror the standard's clause numbering, on the reasoning that a document laid out as a quality manual with no certificate behind it reads as a company pretending. That reasoning still holds, so the Arrangements are untouched. The coverage statement does the opposite of pretending: it is titled as a map, it opens by saying no certificate is held, and a third of its rows record a requirement that is not met. </w:t>
+      </w:r>
+      <w:r>
+        <w:rPr>
+          <w:rFonts w:ascii="Arial" w:cs="Arial" w:eastAsia="Arial" w:hAnsi="Arial"/>
+          <w:b/>
+          <w:bCs/>
+          <w:color w:val="14181D"/>
+          <w:sz w:val="20"/>
+          <w:szCs w:val="20"/>
+        </w:rPr>
+        <w:t xml:space="preserve">A map that shows its own holes cannot be mistaken for a certificate.</w:t>
+      </w:r>
+    </w:p>
+    <w:p>
+      <w:pPr>
+        <w:spacing w:after="90" w:before="90" w:line="280"/>
+      </w:pPr>
+      <w:r>
+        <w:rPr>
+          <w:rFonts w:ascii="Arial" w:cs="Arial" w:eastAsia="Arial" w:hAnsi="Arial"/>
+          <w:b/>
+          <w:bCs/>
+          <w:color w:val="14181D"/>
+          <w:sz w:val="20"/>
+          <w:szCs w:val="20"/>
+        </w:rPr>
+        <w:t xml:space="preserve">What to type in the certification name field</w:t>
+      </w:r>
+      <w:r>
+        <w:rPr>
+          <w:rFonts w:ascii="Arial" w:cs="Arial" w:eastAsia="Arial" w:hAnsi="Arial"/>
+          <w:color w:val="14181D"/>
+          <w:sz w:val="20"/>
+          <w:szCs w:val="20"/>
+        </w:rPr>
+        <w:t xml:space="preserve">, so that nobody downstream can read it as a certificate:</w:t>
+      </w:r>
+    </w:p>
+    <w:p>
+      <w:pPr>
+        <w:pBdr>
+          <w:left w:val="single" w:color="9C7A3C" w:sz="18" w:space="10"/>
+        </w:pBdr>
+        <w:shd w:fill="EFE6D2" w:color="auto" w:val="clear"/>
+        <w:spacing w:after="150" w:before="150" w:line="280"/>
+        <w:ind w:left="170" w:right="170"/>
+      </w:pPr>
+      <w:r>
+        <w:rPr>
+          <w:rFonts w:ascii="Arial" w:cs="Arial" w:eastAsia="Arial" w:hAnsi="Arial"/>
+          <w:color w:val="14181D"/>
+          <w:sz w:val="19"/>
+          <w:szCs w:val="19"/>
+        </w:rPr>
+        <w:t xml:space="preserve">Documented Quality Management System — not third-party certified. ISO 9001:2015 coverage statement attached.</w:t>
+      </w:r>
+    </w:p>
+    <w:p>
+      <w:pPr>
+        <w:spacing w:after="90" w:before="90" w:line="280"/>
+      </w:pPr>
+      <w:r>
+        <w:rPr>
+          <w:rFonts w:ascii="Arial" w:cs="Arial" w:eastAsia="Arial" w:hAnsi="Arial"/>
+          <w:color w:val="14181D"/>
+          <w:sz w:val="20"/>
+          <w:szCs w:val="20"/>
+        </w:rPr>
+        <w:t xml:space="preserve">Leave the certificate number and expiry fields empty. If the form demands a number, put </w:t>
+      </w:r>
+      <w:r>
+        <w:rPr>
+          <w:rFonts w:ascii="Arial" w:cs="Arial" w:eastAsia="Arial" w:hAnsi="Arial"/>
+          <w:b/>
+          <w:bCs/>
+          <w:color w:val="14181D"/>
+          <w:sz w:val="20"/>
+          <w:szCs w:val="20"/>
+        </w:rPr>
+        <w:t xml:space="preserve">N/A — no certificate issued</w:t>
+      </w:r>
+      <w:r>
+        <w:rPr>
+          <w:rFonts w:ascii="Arial" w:cs="Arial" w:eastAsia="Arial" w:hAnsi="Arial"/>
+          <w:color w:val="14181D"/>
+          <w:sz w:val="20"/>
+          <w:szCs w:val="20"/>
+        </w:rPr>
+        <w:t xml:space="preserve">, never an invented reference.</w:t>
+      </w:r>
+    </w:p>
+    <w:p>
+      <w:pPr>
+        <w:pStyle w:val="Heading2"/>
+        <w:keepNext/>
+        <w:spacing w:after="110" w:before="260"/>
+      </w:pPr>
+      <w:r>
+        <w:rPr>
+          <w:rFonts w:ascii="Arial" w:cs="Arial" w:eastAsia="Arial" w:hAnsi="Arial"/>
+          <w:b/>
+          <w:bCs/>
+          <w:color w:val="9C7A3C"/>
+          <w:sz w:val="21"/>
+          <w:szCs w:val="21"/>
+        </w:rPr>
+        <w:t xml:space="preserve">The original problem, and the three routes, kept for the next portal</w:t>
       </w:r>
     </w:p>
     <w:p>

--- a/business/marketing/ETABLIX-ge-vernova-supplier-invitation.docx
+++ b/business/marketing/ETABLIX-ge-vernova-supplier-invitation.docx
@@ -327,7 +327,7 @@
                 <w:sz w:val="18"/>
                 <w:szCs w:val="18"/>
               </w:rPr>
-              <w:t xml:space="preserve">5 October 2026</w:t>
+              <w:t xml:space="preserve">7 October 2026</w:t>
             </w:r>
           </w:p>
         </w:tc>
@@ -1801,6 +1801,266 @@
     </w:p>
     <w:p>
       <w:pPr>
+        <w:pStyle w:val="Heading1"/>
+        <w:keepNext/>
+        <w:pBdr>
+          <w:bottom w:val="single" w:color="9C7A3C" w:sz="8" w:space="6"/>
+        </w:pBdr>
+        <w:spacing w:after="150" w:before="380"/>
+      </w:pPr>
+      <w:r>
+        <w:rPr>
+          <w:rFonts w:ascii="Arial" w:cs="Arial" w:eastAsia="Arial" w:hAnsi="Arial"/>
+          <w:b/>
+          <w:bCs/>
+          <w:color w:val="14181D"/>
+          <w:sz w:val="26"/>
+          <w:szCs w:val="26"/>
+        </w:rPr>
+        <w:t xml:space="preserve">7 OCTOBER: THE DOCUMENTED ROUTE WAS WITHDRAWN. Read this before anything below it.</w:t>
+      </w:r>
+    </w:p>
+    <w:p>
+      <w:pPr>
+        <w:spacing w:after="90" w:before="90" w:line="280"/>
+      </w:pPr>
+      <w:r>
+        <w:rPr>
+          <w:rFonts w:ascii="Arial" w:cs="Arial" w:eastAsia="Arial" w:hAnsi="Arial"/>
+          <w:color w:val="14181D"/>
+          <w:sz w:val="20"/>
+          <w:szCs w:val="20"/>
+        </w:rPr>
+        <w:t xml:space="preserve">Marc Townsend, two days after authorising it:</w:t>
+      </w:r>
+    </w:p>
+    <w:p>
+      <w:pPr>
+        <w:pBdr>
+          <w:left w:val="single" w:color="9C7A3C" w:sz="18" w:space="10"/>
+        </w:pBdr>
+        <w:shd w:fill="EFE6D2" w:color="auto" w:val="clear"/>
+        <w:spacing w:after="150" w:before="150" w:line="280"/>
+        <w:ind w:left="170" w:right="170"/>
+      </w:pPr>
+      <w:r>
+        <w:rPr>
+          <w:rFonts w:ascii="Arial" w:cs="Arial" w:eastAsia="Arial" w:hAnsi="Arial"/>
+          <w:color w:val="14181D"/>
+          <w:sz w:val="19"/>
+          <w:szCs w:val="19"/>
+        </w:rPr>
+        <w:t xml:space="preserve">"I would recommend that you seek third party Quality accreditation to enable you to quote for work for GE or any other businesses. This is certainly a blocker for us to place any PO's."</w:t>
+      </w:r>
+    </w:p>
+    <w:p>
+      <w:pPr>
+        <w:pBdr>
+          <w:left w:val="single" w:color="9C7A3C" w:sz="18" w:space="10"/>
+        </w:pBdr>
+        <w:shd w:fill="EFE6D2" w:color="auto" w:val="clear"/>
+        <w:spacing w:after="150" w:before="150" w:line="280"/>
+        <w:ind w:left="170" w:right="170"/>
+      </w:pPr>
+      <w:r>
+        <w:rPr>
+          <w:rFonts w:ascii="Arial" w:cs="Arial" w:eastAsia="Arial" w:hAnsi="Arial"/>
+          <w:color w:val="14181D"/>
+          <w:sz w:val="19"/>
+          <w:szCs w:val="19"/>
+        </w:rPr>
+        <w:t xml:space="preserve">"With regards to your request about references, this is strictly forbidden, so please do not name GE Vernova as a reference."</w:t>
+      </w:r>
+    </w:p>
+    <w:p>
+      <w:pPr>
+        <w:spacing w:after="90" w:before="90" w:line="280"/>
+      </w:pPr>
+      <w:r>
+        <w:rPr>
+          <w:rFonts w:ascii="Arial" w:cs="Arial" w:eastAsia="Arial" w:hAnsi="Arial"/>
+          <w:b/>
+          <w:bCs/>
+          <w:color w:val="14181D"/>
+          <w:sz w:val="20"/>
+          <w:szCs w:val="20"/>
+        </w:rPr>
+        <w:t xml:space="preserve">Two things died and one survived.</w:t>
+      </w:r>
+    </w:p>
+    <w:p>
+      <w:pPr>
+        <w:spacing w:after="90" w:before="90" w:line="280"/>
+      </w:pPr>
+      <w:r>
+        <w:rPr>
+          <w:rFonts w:ascii="Arial" w:cs="Arial" w:eastAsia="Arial" w:hAnsi="Arial"/>
+          <w:b/>
+          <w:bCs/>
+          <w:color w:val="14181D"/>
+          <w:sz w:val="20"/>
+          <w:szCs w:val="20"/>
+        </w:rPr>
+        <w:t xml:space="preserve">Dead: GE Vernova as the RM6242 contract example.</w:t>
+      </w:r>
+      <w:r>
+        <w:rPr>
+          <w:rFonts w:ascii="Arial" w:cs="Arial" w:eastAsia="Arial" w:hAnsi="Arial"/>
+          <w:color w:val="14181D"/>
+          <w:sz w:val="20"/>
+          <w:szCs w:val="20"/>
+        </w:rPr>
+        <w:t xml:space="preserve"> This is the loss that matters, and it is worth being precise about why. A purchase order to JNN GLOBAL LTD would still be a contract performed by the bidding entity — that part is unaffected. But Attachment 1a requires the </w:t>
+      </w:r>
+      <w:r>
+        <w:rPr>
+          <w:rFonts w:ascii="Arial" w:cs="Arial" w:eastAsia="Arial" w:hAnsi="Arial"/>
+          <w:b/>
+          <w:bCs/>
+          <w:color w:val="14181D"/>
+          <w:sz w:val="20"/>
+          <w:szCs w:val="20"/>
+        </w:rPr>
+        <w:t xml:space="preserve">customer</w:t>
+      </w:r>
+      <w:r>
+        <w:rPr>
+          <w:rFonts w:ascii="Arial" w:cs="Arial" w:eastAsia="Arial" w:hAnsi="Arial"/>
+          <w:color w:val="14181D"/>
+          <w:sz w:val="20"/>
+          <w:szCs w:val="20"/>
+        </w:rPr>
+        <w:t xml:space="preserve"> to countersign a confirmation of the services delivered. A company that forbids being named as a reference will not sign one. So even a successful GE Vernova engagement cannot unlock RM6242, and the strategy that had this route answering three problems at once now answers at most two.</w:t>
+      </w:r>
+    </w:p>
+    <w:p>
+      <w:pPr>
+        <w:spacing w:after="90" w:before="90" w:line="280"/>
+      </w:pPr>
+      <w:r>
+        <w:rPr>
+          <w:rFonts w:ascii="Arial" w:cs="Arial" w:eastAsia="Arial" w:hAnsi="Arial"/>
+          <w:b/>
+          <w:bCs/>
+          <w:color w:val="14181D"/>
+          <w:sz w:val="20"/>
+          <w:szCs w:val="20"/>
+        </w:rPr>
+        <w:t xml:space="preserve">Dead for now: any purchase order at all.</w:t>
+      </w:r>
+      <w:r>
+        <w:rPr>
+          <w:rFonts w:ascii="Arial" w:cs="Arial" w:eastAsia="Arial" w:hAnsi="Arial"/>
+          <w:color w:val="14181D"/>
+          <w:sz w:val="20"/>
+          <w:szCs w:val="20"/>
+        </w:rPr>
+        <w:t xml:space="preserve"> Third-party quality accreditation is named as a blocker to placing POs. ISO 9001 for a one-director consultancy is weeks and real money, neither of which exists in a three-month window. </w:t>
+      </w:r>
+      <w:r>
+        <w:rPr>
+          <w:rFonts w:ascii="Arial" w:cs="Arial" w:eastAsia="Arial" w:hAnsi="Arial"/>
+          <w:b/>
+          <w:bCs/>
+          <w:color w:val="14181D"/>
+          <w:sz w:val="20"/>
+          <w:szCs w:val="20"/>
+        </w:rPr>
+        <w:t xml:space="preserve">GE Vernova is a 2027 route, not a now route.</w:t>
+      </w:r>
+    </w:p>
+    <w:p>
+      <w:pPr>
+        <w:spacing w:after="90" w:before="90" w:line="280"/>
+      </w:pPr>
+      <w:r>
+        <w:rPr>
+          <w:rFonts w:ascii="Arial" w:cs="Arial" w:eastAsia="Arial" w:hAnsi="Arial"/>
+          <w:b/>
+          <w:bCs/>
+          <w:color w:val="14181D"/>
+          <w:sz w:val="20"/>
+          <w:szCs w:val="20"/>
+        </w:rPr>
+        <w:t xml:space="preserve">Survived, and it changes which track is primary: the agency route clears both blockers.</w:t>
+      </w:r>
+      <w:r>
+        <w:rPr>
+          <w:rFonts w:ascii="Arial" w:cs="Arial" w:eastAsia="Arial" w:hAnsi="Arial"/>
+          <w:color w:val="14181D"/>
+          <w:sz w:val="20"/>
+          <w:szCs w:val="20"/>
+        </w:rPr>
+        <w:t xml:space="preserve"> A staffing or technical-recruitment agency placing JNN GLOBAL LTD on a contract does not ask for ISO 9001 — and the agency is then the customer, so the </w:t>
+      </w:r>
+      <w:r>
+        <w:rPr>
+          <w:rFonts w:ascii="Arial" w:cs="Arial" w:eastAsia="Arial" w:hAnsi="Arial"/>
+          <w:b/>
+          <w:bCs/>
+          <w:color w:val="14181D"/>
+          <w:sz w:val="20"/>
+          <w:szCs w:val="20"/>
+        </w:rPr>
+        <w:t xml:space="preserve">agency</w:t>
+      </w:r>
+      <w:r>
+        <w:rPr>
+          <w:rFonts w:ascii="Arial" w:cs="Arial" w:eastAsia="Arial" w:hAnsi="Arial"/>
+          <w:color w:val="14181D"/>
+          <w:sz w:val="20"/>
+          <w:szCs w:val="20"/>
+        </w:rPr>
+        <w:t xml:space="preserve"> can sign Attachment 1a. The GCA confirmed that acting as a sub-contractor is a valid position for a contract example. One route, both problems, no accreditation.</w:t>
+      </w:r>
+    </w:p>
+    <w:p>
+      <w:pPr>
+        <w:spacing w:after="90" w:before="90" w:line="280"/>
+      </w:pPr>
+      <w:r>
+        <w:rPr>
+          <w:rFonts w:ascii="Arial" w:cs="Arial" w:eastAsia="Arial" w:hAnsi="Arial"/>
+          <w:b/>
+          <w:bCs/>
+          <w:color w:val="14181D"/>
+          <w:sz w:val="20"/>
+          <w:szCs w:val="20"/>
+        </w:rPr>
+        <w:t xml:space="preserve">So contract agencies move from the backup to the plan.</w:t>
+      </w:r>
+      <w:r>
+        <w:rPr>
+          <w:rFonts w:ascii="Arial" w:cs="Arial" w:eastAsia="Arial" w:hAnsi="Arial"/>
+          <w:color w:val="14181D"/>
+          <w:sz w:val="20"/>
+          <w:szCs w:val="20"/>
+        </w:rPr>
+        <w:t xml:space="preserve"> See </w:t>
+      </w:r>
+      <w:r>
+        <w:rPr>
+          <w:rFonts w:ascii="Arial" w:cs="Arial" w:eastAsia="Arial" w:hAnsi="Arial"/>
+          <w:i/>
+          <w:iCs/>
+          <w:color w:val="14181D"/>
+          <w:sz w:val="20"/>
+          <w:szCs w:val="20"/>
+        </w:rPr>
+        <w:t xml:space="preserve">business/strategy/three-months.md</w:t>
+      </w:r>
+      <w:r>
+        <w:rPr>
+          <w:rFonts w:ascii="Arial" w:cs="Arial" w:eastAsia="Arial" w:hAnsi="Arial"/>
+          <w:color w:val="14181D"/>
+          <w:sz w:val="20"/>
+          <w:szCs w:val="20"/>
+        </w:rPr>
+        <w:t xml:space="preserve">.</w:t>
+      </w:r>
+    </w:p>
+    <w:p>
+      <w:pPr>
         <w:pStyle w:val="Heading2"/>
         <w:keepNext/>
         <w:spacing w:after="110" w:before="260"/>
@@ -1814,7 +2074,200 @@
           <w:sz w:val="21"/>
           <w:szCs w:val="21"/>
         </w:rPr>
-        <w:t xml:space="preserve">RESOLVED, 5 October. Marc Townsend authorised the documented route in writing</w:t>
+        <w:t xml:space="preserve">What is still worth doing with GE Vernova this week</w:t>
+      </w:r>
+    </w:p>
+    <w:p>
+      <w:pPr>
+        <w:spacing w:after="90" w:before="90" w:line="280"/>
+      </w:pPr>
+      <w:r>
+        <w:rPr>
+          <w:rFonts w:ascii="Arial" w:cs="Arial" w:eastAsia="Arial" w:hAnsi="Arial"/>
+          <w:color w:val="14181D"/>
+          <w:sz w:val="20"/>
+          <w:szCs w:val="20"/>
+        </w:rPr>
+        <w:t xml:space="preserve">Three things, all cheap, because the registration should be kept warm rather than abandoned — the blocker is a certificate, and certificates arrive.</w:t>
+      </w:r>
+    </w:p>
+    <w:p>
+      <w:pPr>
+        <w:pStyle w:val="ListParagraph"/>
+        <w:numPr>
+          <w:ilvl w:val="0"/>
+          <w:numId w:val="2"/>
+        </w:numPr>
+        <w:spacing w:after="50" w:before="50" w:line="280"/>
+      </w:pPr>
+      <w:r>
+        <w:rPr>
+          <w:rFonts w:ascii="Arial" w:cs="Arial" w:eastAsia="Arial" w:hAnsi="Arial"/>
+          <w:b/>
+          <w:bCs/>
+          <w:color w:val="14181D"/>
+          <w:sz w:val="20"/>
+          <w:szCs w:val="20"/>
+        </w:rPr>
+        <w:t xml:space="preserve">1. </w:t>
+      </w:r>
+      <w:r>
+        <w:rPr>
+          <w:rFonts w:ascii="Arial" w:cs="Arial" w:eastAsia="Arial" w:hAnsi="Arial"/>
+          <w:b/>
+          <w:bCs/>
+          <w:color w:val="14181D"/>
+          <w:sz w:val="20"/>
+          <w:szCs w:val="20"/>
+        </w:rPr>
+        <w:t xml:space="preserve">The company information letter.</w:t>
+      </w:r>
+      <w:r>
+        <w:rPr>
+          <w:rFonts w:ascii="Arial" w:cs="Arial" w:eastAsia="Arial" w:hAnsi="Arial"/>
+          <w:color w:val="14181D"/>
+          <w:sz w:val="20"/>
+          <w:szCs w:val="20"/>
+        </w:rPr>
+        <w:t xml:space="preserve"> Requested on official letterhead with the legal name, complete address, tax information and an authorised signature. Built at </w:t>
+      </w:r>
+      <w:r>
+        <w:rPr>
+          <w:rFonts w:ascii="Arial" w:cs="Arial" w:eastAsia="Arial" w:hAnsi="Arial"/>
+          <w:i/>
+          <w:iCs/>
+          <w:color w:val="14181D"/>
+          <w:sz w:val="20"/>
+          <w:szCs w:val="20"/>
+        </w:rPr>
+        <w:t xml:space="preserve">business/policies/build-company-information-letter.cjs</w:t>
+      </w:r>
+      <w:r>
+        <w:rPr>
+          <w:rFonts w:ascii="Arial" w:cs="Arial" w:eastAsia="Arial" w:hAnsi="Arial"/>
+          <w:color w:val="14181D"/>
+          <w:sz w:val="20"/>
+          <w:szCs w:val="20"/>
+        </w:rPr>
+        <w:t xml:space="preserve">. Nine fields to complete, none of them sensitive. Note that it states plainly that the company has no common seal and executes under section 44 of the Companies Act 2006 — a request for a seal from a UK company that has none is usually met with silence, and silence reads as non-compliance.</w:t>
+      </w:r>
+    </w:p>
+    <w:p>
+      <w:pPr>
+        <w:pStyle w:val="ListParagraph"/>
+        <w:numPr>
+          <w:ilvl w:val="0"/>
+          <w:numId w:val="2"/>
+        </w:numPr>
+        <w:spacing w:after="50" w:before="50" w:line="280"/>
+      </w:pPr>
+      <w:r>
+        <w:rPr>
+          <w:rFonts w:ascii="Arial" w:cs="Arial" w:eastAsia="Arial" w:hAnsi="Arial"/>
+          <w:b/>
+          <w:bCs/>
+          <w:color w:val="14181D"/>
+          <w:sz w:val="20"/>
+          <w:szCs w:val="20"/>
+        </w:rPr>
+        <w:t xml:space="preserve">2. </w:t>
+      </w:r>
+      <w:r>
+        <w:rPr>
+          <w:rFonts w:ascii="Arial" w:cs="Arial" w:eastAsia="Arial" w:hAnsi="Arial"/>
+          <w:b/>
+          <w:bCs/>
+          <w:color w:val="14181D"/>
+          <w:sz w:val="20"/>
+          <w:szCs w:val="20"/>
+        </w:rPr>
+        <w:t xml:space="preserve">The NDA.</w:t>
+      </w:r>
+      <w:r>
+        <w:rPr>
+          <w:rFonts w:ascii="Arial" w:cs="Arial" w:eastAsia="Arial" w:hAnsi="Arial"/>
+          <w:color w:val="14181D"/>
+          <w:sz w:val="20"/>
+          <w:szCs w:val="20"/>
+        </w:rPr>
+        <w:t xml:space="preserve"> The reference question it was being read for is now answered, so read it instead for anything restricting work for other clients or the use of general know-how. Then sign and return.</w:t>
+      </w:r>
+    </w:p>
+    <w:p>
+      <w:pPr>
+        <w:pStyle w:val="ListParagraph"/>
+        <w:numPr>
+          <w:ilvl w:val="0"/>
+          <w:numId w:val="2"/>
+        </w:numPr>
+        <w:spacing w:after="50" w:before="50" w:line="280"/>
+      </w:pPr>
+      <w:r>
+        <w:rPr>
+          <w:rFonts w:ascii="Arial" w:cs="Arial" w:eastAsia="Arial" w:hAnsi="Arial"/>
+          <w:b/>
+          <w:bCs/>
+          <w:color w:val="14181D"/>
+          <w:sz w:val="20"/>
+          <w:szCs w:val="20"/>
+        </w:rPr>
+        <w:t xml:space="preserve">3. </w:t>
+      </w:r>
+      <w:r>
+        <w:rPr>
+          <w:rFonts w:ascii="Arial" w:cs="Arial" w:eastAsia="Arial" w:hAnsi="Arial"/>
+          <w:b/>
+          <w:bCs/>
+          <w:color w:val="14181D"/>
+          <w:sz w:val="20"/>
+          <w:szCs w:val="20"/>
+        </w:rPr>
+        <w:t xml:space="preserve">Nothing is named as a reference. Ever.</w:t>
+      </w:r>
+      <w:r>
+        <w:rPr>
+          <w:rFonts w:ascii="Arial" w:cs="Arial" w:eastAsia="Arial" w:hAnsi="Arial"/>
+          <w:color w:val="14181D"/>
+          <w:sz w:val="20"/>
+          <w:szCs w:val="20"/>
+        </w:rPr>
+        <w:t xml:space="preserve"> Not on a CV, not in a bid, not in a LinkedIn comment, not in conversation. This is now a standing rule and it is the reason the Skye scheme and the employer stay unnamed in every public comment.</w:t>
+      </w:r>
+    </w:p>
+    <w:p>
+      <w:pPr>
+        <w:pStyle w:val="Heading2"/>
+        <w:keepNext/>
+        <w:spacing w:after="110" w:before="260"/>
+      </w:pPr>
+      <w:r>
+        <w:rPr>
+          <w:rFonts w:ascii="Arial" w:cs="Arial" w:eastAsia="Arial" w:hAnsi="Arial"/>
+          <w:b/>
+          <w:bCs/>
+          <w:color w:val="9C7A3C"/>
+          <w:sz w:val="21"/>
+          <w:szCs w:val="21"/>
+        </w:rPr>
+        <w:t xml:space="preserve">RESOLVED, 5 October — superseded two days later. Kept for the record.</w:t>
+      </w:r>
+    </w:p>
+    <w:p>
+      <w:pPr>
+        <w:pStyle w:val="Heading2"/>
+        <w:keepNext/>
+        <w:spacing w:after="110" w:before="260"/>
+      </w:pPr>
+      <w:r>
+        <w:rPr>
+          <w:rFonts w:ascii="Arial" w:cs="Arial" w:eastAsia="Arial" w:hAnsi="Arial"/>
+          <w:b/>
+          <w:bCs/>
+          <w:color w:val="9C7A3C"/>
+          <w:sz w:val="21"/>
+          <w:szCs w:val="21"/>
+        </w:rPr>
+        <w:t xml:space="preserve">Marc Townsend authorised the documented route in writing</w:t>
       </w:r>
     </w:p>
     <w:p>
@@ -2981,6 +3434,12 @@
   </w:abstractNum>
   <w:num w:numId="1">
     <w:abstractNumId w:val="1"/>
+    <w:lvlOverride w:ilvl="0">
+      <w:startOverride w:val="1"/>
+    </w:lvlOverride>
+  </w:num>
+  <w:num w:numId="2">
+    <w:abstractNumId w:val="2"/>
     <w:lvlOverride w:ilvl="0">
       <w:startOverride w:val="1"/>
     </w:lvlOverride>
